--- a/docs/EC-WebDev-Identidade-Visual.docx
+++ b/docs/EC-WebDev-Identidade-Visual.docx
@@ -4,74 +4,15 @@
   <w:body>
     <w:p>
       <w:pPr>
-        <w:jc w:val="center"/>
+        <w:pStyle w:val="Title"/>
       </w:pPr>
       <w:r>
-        <w:drawing>
-          <wp:inline xmlns:a="http://schemas.openxmlformats.org/drawingml/2006/main" xmlns:pic="http://schemas.openxmlformats.org/drawingml/2006/picture">
-            <wp:extent cx="3474720" cy="1001878"/>
-            <wp:docPr id="1" name="Picture 1"/>
-            <wp:cNvGraphicFramePr>
-              <a:graphicFrameLocks noChangeAspect="1"/>
-            </wp:cNvGraphicFramePr>
-            <a:graphic>
-              <a:graphicData uri="http://schemas.openxmlformats.org/drawingml/2006/picture">
-                <pic:pic>
-                  <pic:nvPicPr>
-                    <pic:cNvPr id="0" name="ec-webdev-logo.png"/>
-                    <pic:cNvPicPr/>
-                  </pic:nvPicPr>
-                  <pic:blipFill>
-                    <a:blip r:embed="rId9"/>
-                    <a:stretch>
-                      <a:fillRect/>
-                    </a:stretch>
-                  </pic:blipFill>
-                  <pic:spPr>
-                    <a:xfrm>
-                      <a:off x="0" y="0"/>
-                      <a:ext cx="3474720" cy="1001878"/>
-                    </a:xfrm>
-                    <a:prstGeom prst="rect"/>
-                  </pic:spPr>
-                </pic:pic>
-              </a:graphicData>
-            </a:graphic>
-          </wp:inline>
-        </w:drawing>
+        <w:t>EC WebDev — Guia de Identidade Visual</w:t>
       </w:r>
     </w:p>
     <w:p>
-      <w:pPr>
-        <w:jc w:val="center"/>
-      </w:pPr>
       <w:r>
-        <w:rPr>
-          <w:b/>
-          <w:color w:val="16B8FF"/>
-          <w:sz w:val="28"/>
-        </w:rPr>
-        <w:t>GUIA DE IDENTIDADE VISUAL</w:t>
-      </w:r>
-    </w:p>
-    <w:p>
-      <w:pPr>
-        <w:jc w:val="center"/>
-      </w:pPr>
-      <w:r>
-        <w:rPr>
-          <w:b/>
-          <w:sz w:val="48"/>
-        </w:rPr>
-        <w:t>EC WebDev — Ideias em Sites</w:t>
-      </w:r>
-    </w:p>
-    <w:p>
-      <w:pPr>
-        <w:jc w:val="center"/>
-      </w:pPr>
-      <w:r>
-        <w:t>Documento-base para apresentação da marca, organização visual do site e definição de escolhas para futuros projetos web.</w:t>
+        <w:t>Versão 15 · Guia + laboratório de direção visual</w:t>
       </w:r>
     </w:p>
     <w:p>
@@ -79,12 +20,107 @@
         <w:pStyle w:val="Heading1"/>
       </w:pPr>
       <w:r>
-        <w:t>1. Essência da marca</w:t>
+        <w:t>1. Objetivo</w:t>
       </w:r>
     </w:p>
     <w:p>
       <w:r>
-        <w:t>A EC WebDev é um projeto autoral de desenvolvimento web criado por Eugenio Carlos, estudante de Análise e Desenvolvimento de Sistemas. A proposta é construir estruturas de sites modernas, organizadas, responsivas e personalizadas, começando em uma escala pequena e evoluindo com novos projetos.</w:t>
+        <w:t>Este guia documenta a identidade visual atual da EC WebDev e organiza opções que podem ser usadas como ponto de partida em futuros projetos de desenvolvimento web.</w:t>
+      </w:r>
+    </w:p>
+    <w:p>
+      <w:pPr>
+        <w:pStyle w:val="Heading1"/>
+      </w:pPr>
+      <w:r>
+        <w:t>2. Personalidade da marca</w:t>
+      </w:r>
+    </w:p>
+    <w:p>
+      <w:r>
+        <w:t>Moderna, direta, flexível e tecnológica, com foco em organização, clareza e evolução.</w:t>
+      </w:r>
+    </w:p>
+    <w:p>
+      <w:pPr>
+        <w:pStyle w:val="Heading1"/>
+      </w:pPr>
+      <w:r>
+        <w:t>3. Paleta oficial</w:t>
+      </w:r>
+    </w:p>
+    <w:p>
+      <w:r>
+        <w:rPr>
+          <w:b/>
+        </w:rPr>
+        <w:t xml:space="preserve">Midnight: </w:t>
+      </w:r>
+      <w:r>
+        <w:t>#020812</w:t>
+      </w:r>
+    </w:p>
+    <w:p>
+      <w:r>
+        <w:rPr>
+          <w:b/>
+        </w:rPr>
+        <w:t xml:space="preserve">Navy: </w:t>
+      </w:r>
+      <w:r>
+        <w:t>#061323</w:t>
+      </w:r>
+    </w:p>
+    <w:p>
+      <w:r>
+        <w:rPr>
+          <w:b/>
+        </w:rPr>
+        <w:t xml:space="preserve">Electric Blue: </w:t>
+      </w:r>
+      <w:r>
+        <w:t>#16B8FF</w:t>
+      </w:r>
+    </w:p>
+    <w:p>
+      <w:r>
+        <w:rPr>
+          <w:b/>
+        </w:rPr>
+        <w:t xml:space="preserve">Royal Blue: </w:t>
+      </w:r>
+      <w:r>
+        <w:t>#176CFF</w:t>
+      </w:r>
+    </w:p>
+    <w:p>
+      <w:r>
+        <w:rPr>
+          <w:b/>
+        </w:rPr>
+        <w:t xml:space="preserve">Cyan: </w:t>
+      </w:r>
+      <w:r>
+        <w:t>#62DCFF</w:t>
+      </w:r>
+    </w:p>
+    <w:p>
+      <w:r>
+        <w:rPr>
+          <w:b/>
+        </w:rPr>
+        <w:t xml:space="preserve">Mint: </w:t>
+      </w:r>
+      <w:r>
+        <w:t>#36E0B0</w:t>
+      </w:r>
+    </w:p>
+    <w:p>
+      <w:pPr>
+        <w:pStyle w:val="Heading1"/>
+      </w:pPr>
+      <w:r>
+        <w:t>4. Tipografia</w:t>
       </w:r>
     </w:p>
     <w:p>
@@ -92,7 +128,7 @@
         <w:pStyle w:val="ListBullet"/>
       </w:pPr>
       <w:r>
-        <w:t>Nome: EC WebDev</w:t>
+        <w:t>Space Grotesk — títulos, hero, números e chamadas.</w:t>
       </w:r>
     </w:p>
     <w:p>
@@ -100,7 +136,7 @@
         <w:pStyle w:val="ListBullet"/>
       </w:pPr>
       <w:r>
-        <w:t>Assinatura: Ideias em Sites</w:t>
+        <w:t>Inter — textos, menus, descrições e interfaces.</w:t>
       </w:r>
     </w:p>
     <w:p>
@@ -108,7 +144,7 @@
         <w:pStyle w:val="ListBullet"/>
       </w:pPr>
       <w:r>
-        <w:t>Posicionamento: desenvolvimento web autoral e personalizado para pequenos negócios, profissionais e projetos pessoais.</w:t>
+        <w:t>Poppins — alternativa mais amigável para marcas comerciais.</w:t>
       </w:r>
     </w:p>
     <w:p>
@@ -116,7 +152,7 @@
         <w:pStyle w:val="Heading1"/>
       </w:pPr>
       <w:r>
-        <w:t>2. Personalidade visual</w:t>
+        <w:t>5. Componentes</w:t>
       </w:r>
     </w:p>
     <w:p>
@@ -124,7 +160,7 @@
         <w:pStyle w:val="ListBullet"/>
       </w:pPr>
       <w:r>
-        <w:t>Tecnológica sem parecer excessivamente corporativa.</w:t>
+        <w:t>CTA primário e secundário</w:t>
       </w:r>
     </w:p>
     <w:p>
@@ -132,7 +168,7 @@
         <w:pStyle w:val="ListBullet"/>
       </w:pPr>
       <w:r>
-        <w:t>Moderna, limpa e com contraste forte.</w:t>
+        <w:t>Cards e badges</w:t>
       </w:r>
     </w:p>
     <w:p>
@@ -140,7 +176,7 @@
         <w:pStyle w:val="ListBullet"/>
       </w:pPr>
       <w:r>
-        <w:t>Profissional, mas compatível com uma marca em crescimento.</w:t>
+        <w:t>Bordas e raios consistentes</w:t>
       </w:r>
     </w:p>
     <w:p>
@@ -148,7 +184,23 @@
         <w:pStyle w:val="ListBullet"/>
       </w:pPr>
       <w:r>
-        <w:t>Foco em clareza, responsividade e contato direto.</w:t>
+        <w:t>Ícones simples</w:t>
+      </w:r>
+    </w:p>
+    <w:p>
+      <w:pPr>
+        <w:pStyle w:val="ListBullet"/>
+      </w:pPr>
+      <w:r>
+        <w:t>Imagens com molduras discretas</w:t>
+      </w:r>
+    </w:p>
+    <w:p>
+      <w:pPr>
+        <w:pStyle w:val="ListBullet"/>
+      </w:pPr>
+      <w:r>
+        <w:t>Experiência responsiva</w:t>
       </w:r>
     </w:p>
     <w:p>
@@ -156,48 +208,47 @@
         <w:pStyle w:val="Heading1"/>
       </w:pPr>
       <w:r>
-        <w:t>3. Logo</w:t>
+        <w:t>6. Opções para projetos de clientes</w:t>
       </w:r>
     </w:p>
     <w:p>
+      <w:pPr>
+        <w:pStyle w:val="ListBullet"/>
+      </w:pPr>
       <w:r>
-        <w:t>A marca usa um símbolo geométrico próprio acompanhado do nome EC WebDev e da assinatura “Ideias em Sites”. A versão principal é horizontal e funciona especialmente bem em cabeçalho, rodapé, propostas e documentos.</w:t>
+        <w:t>Paletas: Tech Blue, Verde Moderno, Claro Profissional, Preto &amp; Dourado.</w:t>
       </w:r>
     </w:p>
     <w:p>
+      <w:pPr>
+        <w:pStyle w:val="ListBullet"/>
+      </w:pPr>
       <w:r>
-        <w:drawing>
-          <wp:inline xmlns:a="http://schemas.openxmlformats.org/drawingml/2006/main" xmlns:pic="http://schemas.openxmlformats.org/drawingml/2006/picture">
-            <wp:extent cx="3200400" cy="922782"/>
-            <wp:docPr id="2" name="Picture 2"/>
-            <wp:cNvGraphicFramePr>
-              <a:graphicFrameLocks noChangeAspect="1"/>
-            </wp:cNvGraphicFramePr>
-            <a:graphic>
-              <a:graphicData uri="http://schemas.openxmlformats.org/drawingml/2006/picture">
-                <pic:pic>
-                  <pic:nvPicPr>
-                    <pic:cNvPr id="0" name="ec-webdev-logo.png"/>
-                    <pic:cNvPicPr/>
-                  </pic:nvPicPr>
-                  <pic:blipFill>
-                    <a:blip r:embed="rId9"/>
-                    <a:stretch>
-                      <a:fillRect/>
-                    </a:stretch>
-                  </pic:blipFill>
-                  <pic:spPr>
-                    <a:xfrm>
-                      <a:off x="0" y="0"/>
-                      <a:ext cx="3200400" cy="922782"/>
-                    </a:xfrm>
-                    <a:prstGeom prst="rect"/>
-                  </pic:spPr>
-                </pic:pic>
-              </a:graphicData>
-            </a:graphic>
-          </wp:inline>
-        </w:drawing>
+        <w:t>Estruturas: Landing Page, institucional, portfólio, catálogo/serviços ou campanha.</w:t>
+      </w:r>
+    </w:p>
+    <w:p>
+      <w:pPr>
+        <w:pStyle w:val="ListBullet"/>
+      </w:pPr>
+      <w:r>
+        <w:t>Contato: WhatsApp, formulário, telefone, e-mail, redes sociais e mapa.</w:t>
+      </w:r>
+    </w:p>
+    <w:p>
+      <w:pPr>
+        <w:pStyle w:val="ListBullet"/>
+      </w:pPr>
+      <w:r>
+        <w:t>Conteúdo: serviços, sobre, diferenciais, galeria, FAQ, depoimentos e projetos.</w:t>
+      </w:r>
+    </w:p>
+    <w:p>
+      <w:pPr>
+        <w:pStyle w:val="ListBullet"/>
+      </w:pPr>
+      <w:r>
+        <w:t>Estilos: minimalista, tecnológico, corporativo, criativo ou elegante.</w:t>
       </w:r>
     </w:p>
     <w:p>
@@ -205,347 +256,12 @@
         <w:pStyle w:val="Heading1"/>
       </w:pPr>
       <w:r>
-        <w:t>4. Paleta de cores principal</w:t>
-      </w:r>
-    </w:p>
-    <w:tbl>
-      <w:tblPr>
-        <w:tblStyle w:val="TableGrid"/>
-        <w:tblW w:type="auto" w:w="0"/>
-        <w:jc w:val="center"/>
-        <w:tblLook w:firstColumn="1" w:firstRow="1" w:lastColumn="0" w:lastRow="0" w:noHBand="0" w:noVBand="1" w:val="04A0"/>
-      </w:tblPr>
-      <w:tblGrid>
-        <w:gridCol w:w="2520"/>
-        <w:gridCol w:w="2520"/>
-        <w:gridCol w:w="2520"/>
-        <w:gridCol w:w="2520"/>
-      </w:tblGrid>
-      <w:tr>
-        <w:tc>
-          <w:tcPr>
-            <w:tcW w:type="dxa" w:w="2520"/>
-          </w:tcPr>
-          <w:p>
-            <w:r>
-              <w:t>Cor</w:t>
-            </w:r>
-          </w:p>
-        </w:tc>
-        <w:tc>
-          <w:tcPr>
-            <w:tcW w:type="dxa" w:w="2520"/>
-          </w:tcPr>
-          <w:p>
-            <w:r>
-              <w:t>HEX</w:t>
-            </w:r>
-          </w:p>
-        </w:tc>
-        <w:tc>
-          <w:tcPr>
-            <w:tcW w:type="dxa" w:w="2520"/>
-          </w:tcPr>
-          <w:p>
-            <w:r>
-              <w:t>Uso</w:t>
-            </w:r>
-          </w:p>
-        </w:tc>
-        <w:tc>
-          <w:tcPr>
-            <w:tcW w:type="dxa" w:w="2520"/>
-          </w:tcPr>
-          <w:p>
-            <w:r>
-              <w:t>Sensação</w:t>
-            </w:r>
-          </w:p>
-        </w:tc>
-      </w:tr>
-      <w:tr>
-        <w:tc>
-          <w:tcPr>
-            <w:tcW w:type="dxa" w:w="2520"/>
-          </w:tcPr>
-          <w:p>
-            <w:r>
-              <w:t>Midnight</w:t>
-            </w:r>
-          </w:p>
-        </w:tc>
-        <w:tc>
-          <w:tcPr>
-            <w:tcW w:type="dxa" w:w="2520"/>
-          </w:tcPr>
-          <w:p>
-            <w:r>
-              <w:t>#020812</w:t>
-            </w:r>
-          </w:p>
-        </w:tc>
-        <w:tc>
-          <w:tcPr>
-            <w:tcW w:type="dxa" w:w="2520"/>
-          </w:tcPr>
-          <w:p>
-            <w:r>
-              <w:t>Fundo principal</w:t>
-            </w:r>
-          </w:p>
-        </w:tc>
-        <w:tc>
-          <w:tcPr>
-            <w:tcW w:type="dxa" w:w="2520"/>
-          </w:tcPr>
-          <w:p>
-            <w:r>
-              <w:t>Tecnologia / profundidade</w:t>
-            </w:r>
-          </w:p>
-        </w:tc>
-      </w:tr>
-      <w:tr>
-        <w:tc>
-          <w:tcPr>
-            <w:tcW w:type="dxa" w:w="2520"/>
-          </w:tcPr>
-          <w:p>
-            <w:r>
-              <w:t>Navy</w:t>
-            </w:r>
-          </w:p>
-        </w:tc>
-        <w:tc>
-          <w:tcPr>
-            <w:tcW w:type="dxa" w:w="2520"/>
-          </w:tcPr>
-          <w:p>
-            <w:r>
-              <w:t>#061323</w:t>
-            </w:r>
-          </w:p>
-        </w:tc>
-        <w:tc>
-          <w:tcPr>
-            <w:tcW w:type="dxa" w:w="2520"/>
-          </w:tcPr>
-          <w:p>
-            <w:r>
-              <w:t>Painéis</w:t>
-            </w:r>
-          </w:p>
-        </w:tc>
-        <w:tc>
-          <w:tcPr>
-            <w:tcW w:type="dxa" w:w="2520"/>
-          </w:tcPr>
-          <w:p>
-            <w:r>
-              <w:t>Confiança</w:t>
-            </w:r>
-          </w:p>
-        </w:tc>
-      </w:tr>
-      <w:tr>
-        <w:tc>
-          <w:tcPr>
-            <w:tcW w:type="dxa" w:w="2520"/>
-          </w:tcPr>
-          <w:p>
-            <w:r>
-              <w:t>Electric Blue</w:t>
-            </w:r>
-          </w:p>
-        </w:tc>
-        <w:tc>
-          <w:tcPr>
-            <w:tcW w:type="dxa" w:w="2520"/>
-          </w:tcPr>
-          <w:p>
-            <w:r>
-              <w:t>#16B8FF</w:t>
-            </w:r>
-          </w:p>
-        </w:tc>
-        <w:tc>
-          <w:tcPr>
-            <w:tcW w:type="dxa" w:w="2520"/>
-          </w:tcPr>
-          <w:p>
-            <w:r>
-              <w:t>Destaques / CTA</w:t>
-            </w:r>
-          </w:p>
-        </w:tc>
-        <w:tc>
-          <w:tcPr>
-            <w:tcW w:type="dxa" w:w="2520"/>
-          </w:tcPr>
-          <w:p>
-            <w:r>
-              <w:t>Energia / tecnologia</w:t>
-            </w:r>
-          </w:p>
-        </w:tc>
-      </w:tr>
-      <w:tr>
-        <w:tc>
-          <w:tcPr>
-            <w:tcW w:type="dxa" w:w="2520"/>
-          </w:tcPr>
-          <w:p>
-            <w:r>
-              <w:t>Royal Blue</w:t>
-            </w:r>
-          </w:p>
-        </w:tc>
-        <w:tc>
-          <w:tcPr>
-            <w:tcW w:type="dxa" w:w="2520"/>
-          </w:tcPr>
-          <w:p>
-            <w:r>
-              <w:t>#176CFF</w:t>
-            </w:r>
-          </w:p>
-        </w:tc>
-        <w:tc>
-          <w:tcPr>
-            <w:tcW w:type="dxa" w:w="2520"/>
-          </w:tcPr>
-          <w:p>
-            <w:r>
-              <w:t>Gradientes</w:t>
-            </w:r>
-          </w:p>
-        </w:tc>
-        <w:tc>
-          <w:tcPr>
-            <w:tcW w:type="dxa" w:w="2520"/>
-          </w:tcPr>
-          <w:p>
-            <w:r>
-              <w:t>Ação</w:t>
-            </w:r>
-          </w:p>
-        </w:tc>
-      </w:tr>
-      <w:tr>
-        <w:tc>
-          <w:tcPr>
-            <w:tcW w:type="dxa" w:w="2520"/>
-          </w:tcPr>
-          <w:p>
-            <w:r>
-              <w:t>Cyan</w:t>
-            </w:r>
-          </w:p>
-        </w:tc>
-        <w:tc>
-          <w:tcPr>
-            <w:tcW w:type="dxa" w:w="2520"/>
-          </w:tcPr>
-          <w:p>
-            <w:r>
-              <w:t>#62DCFF</w:t>
-            </w:r>
-          </w:p>
-        </w:tc>
-        <w:tc>
-          <w:tcPr>
-            <w:tcW w:type="dxa" w:w="2520"/>
-          </w:tcPr>
-          <w:p>
-            <w:r>
-              <w:t>Detalhes</w:t>
-            </w:r>
-          </w:p>
-        </w:tc>
-        <w:tc>
-          <w:tcPr>
-            <w:tcW w:type="dxa" w:w="2520"/>
-          </w:tcPr>
-          <w:p>
-            <w:r>
-              <w:t>Leveza</w:t>
-            </w:r>
-          </w:p>
-        </w:tc>
-      </w:tr>
-      <w:tr>
-        <w:tc>
-          <w:tcPr>
-            <w:tcW w:type="dxa" w:w="2520"/>
-          </w:tcPr>
-          <w:p>
-            <w:r>
-              <w:t>Mint</w:t>
-            </w:r>
-          </w:p>
-        </w:tc>
-        <w:tc>
-          <w:tcPr>
-            <w:tcW w:type="dxa" w:w="2520"/>
-          </w:tcPr>
-          <w:p>
-            <w:r>
-              <w:t>#36E0B0</w:t>
-            </w:r>
-          </w:p>
-        </w:tc>
-        <w:tc>
-          <w:tcPr>
-            <w:tcW w:type="dxa" w:w="2520"/>
-          </w:tcPr>
-          <w:p>
-            <w:r>
-              <w:t>Status / confirmação</w:t>
-            </w:r>
-          </w:p>
-        </w:tc>
-        <w:tc>
-          <w:tcPr>
-            <w:tcW w:type="dxa" w:w="2520"/>
-          </w:tcPr>
-          <w:p>
-            <w:r>
-              <w:t>Positivo</w:t>
-            </w:r>
-          </w:p>
-        </w:tc>
-      </w:tr>
-    </w:tbl>
-    <w:p>
-      <w:pPr>
-        <w:pStyle w:val="Heading1"/>
-      </w:pPr>
-      <w:r>
-        <w:t>5. Tipografia</w:t>
+        <w:t>7. Laboratório de identidade</w:t>
       </w:r>
     </w:p>
     <w:p>
-      <w:pPr>
-        <w:pStyle w:val="ListBullet"/>
-      </w:pPr>
       <w:r>
-        <w:t>Títulos: Space Grotesk — forte, geométrica e adequada para interfaces modernas.</w:t>
-      </w:r>
-    </w:p>
-    <w:p>
-      <w:pPr>
-        <w:pStyle w:val="ListBullet"/>
-      </w:pPr>
-      <w:r>
-        <w:t>Textos: Inter — leitura confortável para parágrafos, menus e botões.</w:t>
-      </w:r>
-    </w:p>
-    <w:p>
-      <w:pPr>
-        <w:pStyle w:val="ListBullet"/>
-      </w:pPr>
-      <w:r>
-        <w:t>Alternativa comercial: Poppins — mais amigável e arredondada para negócios que pedirem uma aparência menos tecnológica.</w:t>
+        <w:t>A versão web deste guia possui um laboratório interativo. É possível testar nome, título, tipografia, estilo, cores e blocos de conteúdo e observar uma prévia em tempo real. A direção escolhida deve ser tratada como referência para briefing e refinada antes do desenvolvimento final.</w:t>
       </w:r>
     </w:p>
     <w:p>
@@ -553,47 +269,47 @@
         <w:pStyle w:val="Heading1"/>
       </w:pPr>
       <w:r>
-        <w:t>6. Componentes de interface</w:t>
+        <w:t>8. Princípios</w:t>
       </w:r>
     </w:p>
     <w:p>
       <w:pPr>
-        <w:pStyle w:val="ListBullet"/>
+        <w:pStyle w:val="ListNumber"/>
       </w:pPr>
       <w:r>
-        <w:t>Botão primário: azul elétrico com alto contraste e CTA direto.</w:t>
+        <w:t>Clareza</w:t>
       </w:r>
     </w:p>
     <w:p>
       <w:pPr>
-        <w:pStyle w:val="ListBullet"/>
+        <w:pStyle w:val="ListNumber"/>
       </w:pPr>
       <w:r>
-        <w:t>Botão secundário: fundo discreto e borda fina.</w:t>
+        <w:t>Consistência</w:t>
       </w:r>
     </w:p>
     <w:p>
       <w:pPr>
-        <w:pStyle w:val="ListBullet"/>
+        <w:pStyle w:val="ListNumber"/>
       </w:pPr>
       <w:r>
-        <w:t>Cards: cantos arredondados, borda sutil e profundidade por sombra.</w:t>
+        <w:t>Responsividade</w:t>
       </w:r>
     </w:p>
     <w:p>
       <w:pPr>
-        <w:pStyle w:val="ListBullet"/>
+        <w:pStyle w:val="ListNumber"/>
       </w:pPr>
       <w:r>
-        <w:t>Ícones: simples, lineares e consistentes.</w:t>
+        <w:t>Conversão</w:t>
       </w:r>
     </w:p>
     <w:p>
       <w:pPr>
-        <w:pStyle w:val="ListBullet"/>
+        <w:pStyle w:val="ListNumber"/>
       </w:pPr>
       <w:r>
-        <w:t>Imagens: bordas arredondadas, moldura discreta e boa proporção.</w:t>
+        <w:t>Evolução</w:t>
       </w:r>
     </w:p>
     <w:p>
@@ -601,368 +317,17 @@
         <w:pStyle w:val="Heading1"/>
       </w:pPr>
       <w:r>
-        <w:t>7. Opções que o cliente pode escolher</w:t>
-      </w:r>
-    </w:p>
-    <w:tbl>
-      <w:tblPr>
-        <w:tblStyle w:val="TableGrid"/>
-        <w:tblW w:type="auto" w:w="0"/>
-        <w:jc w:val="center"/>
-        <w:tblLook w:firstColumn="1" w:firstRow="1" w:lastColumn="0" w:lastRow="0" w:noHBand="0" w:noVBand="1" w:val="04A0"/>
-      </w:tblPr>
-      <w:tblGrid>
-        <w:gridCol w:w="5040"/>
-        <w:gridCol w:w="5040"/>
-      </w:tblGrid>
-      <w:tr>
-        <w:tc>
-          <w:tcPr>
-            <w:tcW w:type="dxa" w:w="5040"/>
-          </w:tcPr>
-          <w:p>
-            <w:r>
-              <w:t>Escolha</w:t>
-            </w:r>
-          </w:p>
-        </w:tc>
-        <w:tc>
-          <w:tcPr>
-            <w:tcW w:type="dxa" w:w="5040"/>
-          </w:tcPr>
-          <w:p>
-            <w:r>
-              <w:t>Possibilidades</w:t>
-            </w:r>
-          </w:p>
-        </w:tc>
-      </w:tr>
-      <w:tr>
-        <w:tc>
-          <w:tcPr>
-            <w:tcW w:type="dxa" w:w="5040"/>
-          </w:tcPr>
-          <w:p>
-            <w:r>
-              <w:t>Paleta</w:t>
-            </w:r>
-          </w:p>
-        </w:tc>
-        <w:tc>
-          <w:tcPr>
-            <w:tcW w:type="dxa" w:w="5040"/>
-          </w:tcPr>
-          <w:p>
-            <w:r>
-              <w:t>Tech Blue; Verde Moderno; Claro Profissional; Preto &amp; Dourado</w:t>
-            </w:r>
-          </w:p>
-        </w:tc>
-      </w:tr>
-      <w:tr>
-        <w:tc>
-          <w:tcPr>
-            <w:tcW w:type="dxa" w:w="5040"/>
-          </w:tcPr>
-          <w:p>
-            <w:r>
-              <w:t>Estrutura</w:t>
-            </w:r>
-          </w:p>
-        </w:tc>
-        <w:tc>
-          <w:tcPr>
-            <w:tcW w:type="dxa" w:w="5040"/>
-          </w:tcPr>
-          <w:p>
-            <w:r>
-              <w:t>Landing Page; Site Institucional; Portfólio; Serviços/Cardápio</w:t>
-            </w:r>
-          </w:p>
-        </w:tc>
-      </w:tr>
-      <w:tr>
-        <w:tc>
-          <w:tcPr>
-            <w:tcW w:type="dxa" w:w="5040"/>
-          </w:tcPr>
-          <w:p>
-            <w:r>
-              <w:t>Estilo</w:t>
-            </w:r>
-          </w:p>
-        </w:tc>
-        <w:tc>
-          <w:tcPr>
-            <w:tcW w:type="dxa" w:w="5040"/>
-          </w:tcPr>
-          <w:p>
-            <w:r>
-              <w:t>Tecnológico; Minimalista; Corporativo; Criativo; Elegante</w:t>
-            </w:r>
-          </w:p>
-        </w:tc>
-      </w:tr>
-      <w:tr>
-        <w:tc>
-          <w:tcPr>
-            <w:tcW w:type="dxa" w:w="5040"/>
-          </w:tcPr>
-          <w:p>
-            <w:r>
-              <w:t>Contato</w:t>
-            </w:r>
-          </w:p>
-        </w:tc>
-        <w:tc>
-          <w:tcPr>
-            <w:tcW w:type="dxa" w:w="5040"/>
-          </w:tcPr>
-          <w:p>
-            <w:r>
-              <w:t>WhatsApp; Formulário; Telefone; E-mail; Redes Sociais; Mapa</w:t>
-            </w:r>
-          </w:p>
-        </w:tc>
-      </w:tr>
-      <w:tr>
-        <w:tc>
-          <w:tcPr>
-            <w:tcW w:type="dxa" w:w="5040"/>
-          </w:tcPr>
-          <w:p>
-            <w:r>
-              <w:t>Conteúdo</w:t>
-            </w:r>
-          </w:p>
-        </w:tc>
-        <w:tc>
-          <w:tcPr>
-            <w:tcW w:type="dxa" w:w="5040"/>
-          </w:tcPr>
-          <w:p>
-            <w:r>
-              <w:t>Serviços; Sobre; Diferenciais; Galeria; FAQ; Depoimentos; Projetos</w:t>
-            </w:r>
-          </w:p>
-        </w:tc>
-      </w:tr>
-      <w:tr>
-        <w:tc>
-          <w:tcPr>
-            <w:tcW w:type="dxa" w:w="5040"/>
-          </w:tcPr>
-          <w:p>
-            <w:r>
-              <w:t>Recursos futuros</w:t>
-            </w:r>
-          </w:p>
-        </w:tc>
-        <w:tc>
-          <w:tcPr>
-            <w:tcW w:type="dxa" w:w="5040"/>
-          </w:tcPr>
-          <w:p>
-            <w:r>
-              <w:t>Blog; Área de notícias; catálogo; agendamento; integração com outras ferramentas</w:t>
-            </w:r>
-          </w:p>
-        </w:tc>
-      </w:tr>
-    </w:tbl>
-    <w:p>
-      <w:pPr>
-        <w:pStyle w:val="Heading1"/>
-      </w:pPr>
-      <w:r>
-        <w:t>8. Princípios para cada projeto</w:t>
-      </w:r>
-    </w:p>
-    <w:p>
-      <w:pPr>
-        <w:pStyle w:val="ListBullet"/>
-      </w:pPr>
-      <w:r>
-        <w:t>Clareza: o visitante entende rapidamente o que a empresa oferece.</w:t>
-      </w:r>
-    </w:p>
-    <w:p>
-      <w:pPr>
-        <w:pStyle w:val="ListBullet"/>
-      </w:pPr>
-      <w:r>
-        <w:t>Consistência: cores, fontes e componentes seguem uma mesma lógica.</w:t>
-      </w:r>
-    </w:p>
-    <w:p>
-      <w:pPr>
-        <w:pStyle w:val="ListBullet"/>
-      </w:pPr>
-      <w:r>
-        <w:t>Responsividade: a experiência é planejada para celular, tablet e desktop.</w:t>
-      </w:r>
-    </w:p>
-    <w:p>
-      <w:pPr>
-        <w:pStyle w:val="ListBullet"/>
-      </w:pPr>
-      <w:r>
-        <w:t>Conversão: chamadas para ação são visíveis e objetivas.</w:t>
-      </w:r>
-    </w:p>
-    <w:p>
-      <w:pPr>
-        <w:pStyle w:val="ListBullet"/>
-      </w:pPr>
-      <w:r>
-        <w:t>Evolução: a estrutura pode receber novas páginas e recursos.</w:t>
-      </w:r>
-    </w:p>
-    <w:p>
-      <w:pPr>
-        <w:pStyle w:val="Heading1"/>
-      </w:pPr>
-      <w:r>
-        <w:t>9. Mercado e alternativas</w:t>
+        <w:t>9. Uso</w:t>
       </w:r>
     </w:p>
     <w:p>
       <w:r>
-        <w:t>A EC WebDev atua em uma categoria em que o cliente pode escolher entre contratar desenvolvimento personalizado ou usar plataformas prontas. Os nomes abaixo são referências de mercado, não parceiros nem clientes da EC WebDev.</w:t>
-      </w:r>
-    </w:p>
-    <w:p>
-      <w:r>
-        <w:rPr>
-          <w:b/>
-        </w:rPr>
-        <w:t xml:space="preserve">Canva: </w:t>
-      </w:r>
-      <w:r>
-        <w:t xml:space="preserve">Construtor visual com modelos e edição de sites. </w:t>
-      </w:r>
-      <w:r>
-        <w:t>https://www.canva.com/pt_br/construtor-de-sites/</w:t>
-      </w:r>
-    </w:p>
-    <w:p>
-      <w:r>
-        <w:rPr>
-          <w:b/>
-        </w:rPr>
-        <w:t xml:space="preserve">Hostinger: </w:t>
-      </w:r>
-      <w:r>
-        <w:t xml:space="preserve">Construtor com IA, modelos, hospedagem e recursos integrados. </w:t>
-      </w:r>
-      <w:r>
-        <w:t>https://www.hostinger.com/br/criador-de-sites</w:t>
-      </w:r>
-    </w:p>
-    <w:p>
-      <w:r>
-        <w:rPr>
-          <w:b/>
-        </w:rPr>
-        <w:t xml:space="preserve">WordPress: </w:t>
-      </w:r>
-      <w:r>
-        <w:t xml:space="preserve">Plataforma de publicação de código aberto com temas, blocos e extensões. </w:t>
-      </w:r>
-      <w:r>
-        <w:t>https://br.wordpress.org/</w:t>
-      </w:r>
-    </w:p>
-    <w:p>
-      <w:r>
-        <w:rPr>
-          <w:b/>
-        </w:rPr>
-        <w:t xml:space="preserve">Wix: </w:t>
-      </w:r>
-      <w:r>
-        <w:t xml:space="preserve">Website builder com IA, edição visual e biblioteca de componentes. </w:t>
-      </w:r>
-      <w:r>
-        <w:t>https://www.wix.com/</w:t>
-      </w:r>
-    </w:p>
-    <w:p>
-      <w:pPr>
-        <w:pStyle w:val="Heading1"/>
-      </w:pPr>
-      <w:r>
-        <w:t>10. Direção da marca</w:t>
-      </w:r>
-    </w:p>
-    <w:p>
-      <w:r>
-        <w:t>A identidade deve comunicar que a EC WebDev é uma iniciativa profissional em construção: pequena o suficiente para oferecer contato direto e grande o bastante para demonstrar organização, cuidado visual e vontade de evoluir.</w:t>
-      </w:r>
-    </w:p>
-    <w:p>
-      <w:pPr>
-        <w:pStyle w:val="Heading1"/>
-      </w:pPr>
-      <w:r>
-        <w:t>11. Próximas evoluções</w:t>
-      </w:r>
-    </w:p>
-    <w:p>
-      <w:pPr>
-        <w:pStyle w:val="ListBullet"/>
-      </w:pPr>
-      <w:r>
-        <w:t>Criar modelos demonstrativos para diferentes segmentos.</w:t>
-      </w:r>
-    </w:p>
-    <w:p>
-      <w:pPr>
-        <w:pStyle w:val="ListBullet"/>
-      </w:pPr>
-      <w:r>
-        <w:t>Aprimorar portfólio com projetos próprios e trabalhos reais quando existirem.</w:t>
-      </w:r>
-    </w:p>
-    <w:p>
-      <w:pPr>
-        <w:pStyle w:val="ListBullet"/>
-      </w:pPr>
-      <w:r>
-        <w:t>Expandir componentes e padrões visuais.</w:t>
-      </w:r>
-    </w:p>
-    <w:p>
-      <w:pPr>
-        <w:pStyle w:val="ListBullet"/>
-      </w:pPr>
-      <w:r>
-        <w:t>Criar propostas comerciais e briefing padronizados.</w:t>
-      </w:r>
-    </w:p>
-    <w:p>
-      <w:pPr>
-        <w:pStyle w:val="ListBullet"/>
-      </w:pPr>
-      <w:r>
-        <w:t>Adicionar novas tecnologias conforme a formação e os projetos avançarem.</w:t>
-      </w:r>
-    </w:p>
-    <w:p>
-      <w:pPr>
-        <w:jc w:val="center"/>
-      </w:pPr>
-      <w:r>
-        <w:rPr>
-          <w:b/>
-          <w:color w:val="16B8FF"/>
-        </w:rPr>
-        <w:t>EC WebDev — Ideias em Sites</w:t>
+        <w:t>A identidade deve preservar legibilidade, contraste e consistência. Não distorça a logo nem use efeitos que comprometam sua leitura.</w:t>
       </w:r>
     </w:p>
     <w:sectPr>
       <w:pgSz w:w="12240" w:h="15840"/>
-      <w:pgMar w:top="936" w:right="1080" w:bottom="936" w:left="1080" w:header="720" w:footer="720" w:gutter="0"/>
+      <w:pgMar w:top="1440" w:right="1800" w:bottom="1440" w:left="1800" w:header="720" w:footer="720" w:gutter="0"/>
       <w:cols w:space="720"/>
       <w:docGrid w:linePitch="360"/>
     </w:sectPr>
@@ -1333,10 +698,6 @@
     <w:name w:val="Normal"/>
     <w:qFormat/>
     <w:rsid w:val="00FC693F"/>
-    <w:rPr>
-      <w:rFonts w:ascii="Aptos" w:hAnsi="Aptos"/>
-      <w:sz w:val="20"/>
-    </w:rPr>
   </w:style>
   <w:style w:type="paragraph" w:styleId="Header">
     <w:name w:val="header"/>
@@ -1397,11 +758,11 @@
       <w:outlineLvl w:val="0"/>
     </w:pPr>
     <w:rPr>
-      <w:rFonts w:asciiTheme="majorHAnsi" w:eastAsiaTheme="majorEastAsia" w:hAnsiTheme="majorHAnsi" w:cstheme="majorBidi" w:ascii="Aptos Display" w:hAnsi="Aptos Display"/>
+      <w:rFonts w:asciiTheme="majorHAnsi" w:eastAsiaTheme="majorEastAsia" w:hAnsiTheme="majorHAnsi" w:cstheme="majorBidi"/>
       <w:b/>
       <w:bCs/>
-      <w:color w:val="0B2E4F"/>
-      <w:sz w:val="42"/>
+      <w:color w:val="365F91" w:themeColor="accent1" w:themeShade="BF"/>
+      <w:sz w:val="28"/>
       <w:szCs w:val="28"/>
     </w:rPr>
   </w:style>
@@ -1421,11 +782,11 @@
       <w:outlineLvl w:val="1"/>
     </w:pPr>
     <w:rPr>
-      <w:rFonts w:asciiTheme="majorHAnsi" w:eastAsiaTheme="majorEastAsia" w:hAnsiTheme="majorHAnsi" w:cstheme="majorBidi" w:ascii="Aptos Display" w:hAnsi="Aptos Display"/>
+      <w:rFonts w:asciiTheme="majorHAnsi" w:eastAsiaTheme="majorEastAsia" w:hAnsiTheme="majorHAnsi" w:cstheme="majorBidi"/>
       <w:b/>
       <w:bCs/>
-      <w:color w:val="116B9A"/>
-      <w:sz w:val="28"/>
+      <w:color w:val="4F81BD" w:themeColor="accent1"/>
+      <w:sz w:val="26"/>
       <w:szCs w:val="26"/>
     </w:rPr>
   </w:style>
@@ -1686,12 +1047,11 @@
       <w:contextualSpacing/>
     </w:pPr>
     <w:rPr>
-      <w:rFonts w:asciiTheme="majorHAnsi" w:eastAsiaTheme="majorEastAsia" w:hAnsiTheme="majorHAnsi" w:cstheme="majorBidi" w:ascii="Aptos Display" w:hAnsi="Aptos Display"/>
-      <w:b/>
-      <w:color w:val="0B1B2B"/>
+      <w:rFonts w:asciiTheme="majorHAnsi" w:eastAsiaTheme="majorEastAsia" w:hAnsiTheme="majorHAnsi" w:cstheme="majorBidi"/>
+      <w:color w:val="17365D" w:themeColor="text2" w:themeShade="BF"/>
       <w:spacing w:val="5"/>
       <w:kern w:val="28"/>
-      <w:sz w:val="60"/>
+      <w:sz w:val="52"/>
       <w:szCs w:val="52"/>
     </w:rPr>
   </w:style>

--- a/docs/EC-WebDev-Identidade-Visual.docx
+++ b/docs/EC-WebDev-Identidade-Visual.docx
@@ -7,12 +7,48 @@
         <w:pStyle w:val="Title"/>
       </w:pPr>
       <w:r>
-        <w:t>EC WebDev — Guia de Identidade Visual</w:t>
+        <w:t>Guia de identidade visual EC Criações</w:t>
       </w:r>
     </w:p>
     <w:p>
       <w:r>
-        <w:t>Versão 15 · Guia + laboratório de direção visual</w:t>
+        <w:t>Marca EC atualizada em outubro de 2026</w:t>
+      </w:r>
+    </w:p>
+    <w:p>
+      <w:r>
+        <w:drawing>
+          <wp:inline xmlns:a="http://schemas.openxmlformats.org/drawingml/2006/main" xmlns:pic="http://schemas.openxmlformats.org/drawingml/2006/picture">
+            <wp:extent cx="1097280" cy="731520"/>
+            <wp:docPr id="1" name="Picture 1"/>
+            <wp:cNvGraphicFramePr>
+              <a:graphicFrameLocks noChangeAspect="1"/>
+            </wp:cNvGraphicFramePr>
+            <a:graphic>
+              <a:graphicData uri="http://schemas.openxmlformats.org/drawingml/2006/picture">
+                <pic:pic>
+                  <pic:nvPicPr>
+                    <pic:cNvPr id="0" name="EC-simbolo.png"/>
+                    <pic:cNvPicPr/>
+                  </pic:nvPicPr>
+                  <pic:blipFill>
+                    <a:blip r:embed="rId9"/>
+                    <a:stretch>
+                      <a:fillRect/>
+                    </a:stretch>
+                  </pic:blipFill>
+                  <pic:spPr>
+                    <a:xfrm>
+                      <a:off x="0" y="0"/>
+                      <a:ext cx="1097280" cy="731520"/>
+                    </a:xfrm>
+                    <a:prstGeom prst="rect"/>
+                  </pic:spPr>
+                </pic:pic>
+              </a:graphicData>
+            </a:graphic>
+          </wp:inline>
+        </w:drawing>
       </w:r>
     </w:p>
     <w:p>
@@ -25,7 +61,7 @@
     </w:p>
     <w:p>
       <w:r>
-        <w:t>Este guia documenta a identidade visual atual da EC WebDev e organiza opções que podem ser usadas como ponto de partida em futuros projetos de desenvolvimento web.</w:t>
+        <w:t>Este guia documenta a identidade visual atual da EC Criações e organiza opções que podem ser usadas como ponto de partida em futuros projetos de desenvolvimento web.</w:t>
       </w:r>
     </w:p>
     <w:p>
@@ -150,6 +186,7 @@
     <w:p>
       <w:pPr>
         <w:pStyle w:val="Heading1"/>
+        <w:keepNext/>
       </w:pPr>
       <w:r>
         <w:t>5. Componentes</w:t>
@@ -158,6 +195,7 @@
     <w:p>
       <w:pPr>
         <w:pStyle w:val="ListBullet"/>
+        <w:keepNext/>
       </w:pPr>
       <w:r>
         <w:t>CTA primário e secundário</w:t>
@@ -166,6 +204,7 @@
     <w:p>
       <w:pPr>
         <w:pStyle w:val="ListBullet"/>
+        <w:keepNext/>
       </w:pPr>
       <w:r>
         <w:t>Cards e badges</w:t>
@@ -174,6 +213,7 @@
     <w:p>
       <w:pPr>
         <w:pStyle w:val="ListBullet"/>
+        <w:keepNext/>
       </w:pPr>
       <w:r>
         <w:t>Bordas e raios consistentes</w:t>
@@ -182,6 +222,7 @@
     <w:p>
       <w:pPr>
         <w:pStyle w:val="ListBullet"/>
+        <w:keepNext/>
       </w:pPr>
       <w:r>
         <w:t>Ícones simples</w:t>
@@ -190,6 +231,7 @@
     <w:p>
       <w:pPr>
         <w:pStyle w:val="ListBullet"/>
+        <w:keepNext/>
       </w:pPr>
       <w:r>
         <w:t>Imagens com molduras discretas</w:t>
@@ -761,7 +803,7 @@
       <w:rFonts w:asciiTheme="majorHAnsi" w:eastAsiaTheme="majorEastAsia" w:hAnsiTheme="majorHAnsi" w:cstheme="majorBidi"/>
       <w:b/>
       <w:bCs/>
-      <w:color w:val="365F91" w:themeColor="accent1" w:themeShade="BF"/>
+      <w:color w:val="000000"/>
       <w:sz w:val="28"/>
       <w:szCs w:val="28"/>
     </w:rPr>
@@ -785,7 +827,7 @@
       <w:rFonts w:asciiTheme="majorHAnsi" w:eastAsiaTheme="majorEastAsia" w:hAnsiTheme="majorHAnsi" w:cstheme="majorBidi"/>
       <w:b/>
       <w:bCs/>
-      <w:color w:val="4F81BD" w:themeColor="accent1"/>
+      <w:color w:val="000000"/>
       <w:sz w:val="26"/>
       <w:szCs w:val="26"/>
     </w:rPr>
@@ -809,7 +851,7 @@
       <w:rFonts w:asciiTheme="majorHAnsi" w:eastAsiaTheme="majorEastAsia" w:hAnsiTheme="majorHAnsi" w:cstheme="majorBidi"/>
       <w:b/>
       <w:bCs/>
-      <w:color w:val="4F81BD" w:themeColor="accent1"/>
+      <w:color w:val="000000"/>
     </w:rPr>
   </w:style>
   <w:style w:type="paragraph" w:styleId="Heading4">
@@ -1040,15 +1082,12 @@
     <w:qFormat/>
     <w:rsid w:val="00FC693F"/>
     <w:pPr>
-      <w:pBdr>
-        <w:bottom w:val="single" w:sz="8" w:space="4" w:color="4F81BD" w:themeColor="accent1"/>
-      </w:pBdr>
       <w:spacing w:after="300" w:line="240" w:lineRule="auto"/>
       <w:contextualSpacing/>
     </w:pPr>
     <w:rPr>
       <w:rFonts w:asciiTheme="majorHAnsi" w:eastAsiaTheme="majorEastAsia" w:hAnsiTheme="majorHAnsi" w:cstheme="majorBidi"/>
-      <w:color w:val="17365D" w:themeColor="text2" w:themeShade="BF"/>
+      <w:color w:val="000000"/>
       <w:spacing w:val="5"/>
       <w:kern w:val="28"/>
       <w:sz w:val="52"/>
@@ -1527,9 +1566,6 @@
     <w:qFormat/>
     <w:rsid w:val="00FC693F"/>
     <w:pPr>
-      <w:pBdr>
-        <w:bottom w:val="single" w:sz="4" w:space="4" w:color="4F81BD" w:themeColor="accent1"/>
-      </w:pBdr>
       <w:spacing w:before="200" w:after="280"/>
       <w:ind w:left="936" w:right="936"/>
     </w:pPr>
